--- a/NarratIQ_AI_Production_Implementation_Report.docx
+++ b/NarratIQ_AI_Production_Implementation_Report.docx
@@ -59,7 +59,7 @@
           <w:rFonts w:ascii="Times New Roman" w:hAnsi="Times New Roman"/>
           <w:sz w:val="22"/>
         </w:rPr>
-        <w:t>Version 1.0  |  June 2026  |  Reflects codebase as of v3.0.0</w:t>
+        <w:t>Version 1.1  |  June 2026  |  Phase 1 Complete — Phase 2 Roadmap in NarratIQ_AI_Phase2_Intelligence_Expansion_Roadmap.docx</w:t>
       </w:r>
     </w:p>
     <w:p>
@@ -4145,7 +4145,7 @@
                 <w:rFonts w:ascii="Times New Roman" w:hAnsi="Times New Roman"/>
                 <w:sz w:val="18"/>
               </w:rPr>
-              <w:t>POST /rewrite, POST /tone, POST /emotion, POST /age-adapt, POST /style, POST /translate, POST /continue, POST /suggestions</w:t>
+              <w:t>POST /rewrite, POST /tone, POST /emotion, POST /age-adapt, POST /style, POST /translate, POST /continue, POST /suggestions [Note: /continue is a simple streaming transform; Phase 2 P2-02 adds RAG-grounded 3-path continuation at /api/stories/{id}/chapters/{cid}/continue]</w:t>
             </w:r>
           </w:p>
         </w:tc>
@@ -7818,7 +7818,7 @@
                 <w:rFonts w:ascii="Times New Roman" w:hAnsi="Times New Roman"/>
                 <w:sz w:val="18"/>
               </w:rPr>
-              <w:t>This document reflects the v3.0.0 codebase.</w:t>
+              <w:t>This document reflects the v3.0.0 codebase (Phase 1 complete). Phase 2 roadmap documented in NarratIQ_AI_Phase2_Intelligence_Expansion_Roadmap.docx.</w:t>
             </w:r>
           </w:p>
         </w:tc>
@@ -7915,7 +7915,7 @@
           <w:rFonts w:ascii="Times New Roman" w:hAnsi="Times New Roman"/>
           <w:sz w:val="36"/>
         </w:rPr>
-        <w:t>11. Future Feature Roadmap</w:t>
+        <w:t>11. Future Feature Roadmap (Phase 2 — All 10 Items)</w:t>
       </w:r>
     </w:p>
     <w:p>
@@ -7924,7 +7924,7 @@
           <w:rFonts w:ascii="Times New Roman" w:hAnsi="Times New Roman"/>
           <w:sz w:val="22"/>
         </w:rPr>
-        <w:t>The following features are recommended based on existing infrastructure. All can be implemented using the current model stack (Qwen + BGE-M3 + pgvector) without new infrastructure.</w:t>
+        <w:t>The following Phase 2 features are fully specified in NarratIQ_AI_Phase2_Intelligence_Expansion_Roadmap.docx. All 10 use the existing model stack (Qwen2.5-7B-Instruct + BGE-M3 + pgvector) with no new model downloads required for Tasks 1–8. Tasks 9–10 are new evaluations for a small auxiliary model (1B–3B).</w:t>
       </w:r>
     </w:p>
     <w:tbl>
@@ -8669,6 +8669,90 @@
                 <w:sz w:val="18"/>
               </w:rPr>
               <w:t>Medium</w:t>
+            </w:r>
+          </w:p>
+        </w:tc>
+      </w:tr>
+      <w:tr>
+        <w:tc>
+          <w:tcPr>
+            <w:tcW w:type="dxa" w:w="2160"/>
+          </w:tcPr>
+          <w:p>
+            <w:r>
+              <w:t>9</w:t>
+            </w:r>
+          </w:p>
+        </w:tc>
+        <w:tc>
+          <w:tcPr>
+            <w:tcW w:type="dxa" w:w="2160"/>
+          </w:tcPr>
+          <w:p>
+            <w:r>
+              <w:t>Pacing &amp; Word Count Goal Tracker</w:t>
+            </w:r>
+          </w:p>
+        </w:tc>
+        <w:tc>
+          <w:tcPr>
+            <w:tcW w:type="dxa" w:w="2160"/>
+          </w:tcPr>
+          <w:p>
+            <w:r>
+              <w:t>pacing_goals table; pure arithmetic on existing chapter/story data</w:t>
+            </w:r>
+          </w:p>
+        </w:tc>
+        <w:tc>
+          <w:tcPr>
+            <w:tcW w:type="dxa" w:w="2160"/>
+          </w:tcPr>
+          <w:p>
+            <w:r>
+              <w:t>Very low — no AI tokens</w:t>
+            </w:r>
+          </w:p>
+        </w:tc>
+      </w:tr>
+      <w:tr>
+        <w:tc>
+          <w:tcPr>
+            <w:tcW w:type="dxa" w:w="2160"/>
+          </w:tcPr>
+          <w:p>
+            <w:r>
+              <w:t>10</w:t>
+            </w:r>
+          </w:p>
+        </w:tc>
+        <w:tc>
+          <w:tcPr>
+            <w:tcW w:type="dxa" w:w="2160"/>
+          </w:tcPr>
+          <w:p>
+            <w:r>
+              <w:t>Duplicate Scene Detector</w:t>
+            </w:r>
+          </w:p>
+        </w:tc>
+        <w:tc>
+          <w:tcPr>
+            <w:tcW w:type="dxa" w:w="2160"/>
+          </w:tcPr>
+          <w:p>
+            <w:r>
+              <w:t>pgvector nearest-neighbor query on ChapterSummary embeddings</w:t>
+            </w:r>
+          </w:p>
+        </w:tc>
+        <w:tc>
+          <w:tcPr>
+            <w:tcW w:type="dxa" w:w="2160"/>
+          </w:tcPr>
+          <w:p>
+            <w:r>
+              <w:t>Very low — no Qwen, pgvector only</w:t>
             </w:r>
           </w:p>
         </w:tc>
@@ -9340,6 +9424,72 @@
                 <w:sz w:val="18"/>
               </w:rPr>
               <w:t>Full self-bootstrapping startup script. All dependencies, DB setup, service launch.</w:t>
+            </w:r>
+          </w:p>
+        </w:tc>
+      </w:tr>
+      <w:tr>
+        <w:tc>
+          <w:tcPr>
+            <w:tcW w:type="dxa" w:w="4320"/>
+          </w:tcPr>
+          <w:p>
+            <w:r>
+              <w:t>backend/migrations/versions/0003_story_bibles.py</w:t>
+            </w:r>
+          </w:p>
+        </w:tc>
+        <w:tc>
+          <w:tcPr>
+            <w:tcW w:type="dxa" w:w="4320"/>
+          </w:tcPr>
+          <w:p>
+            <w:r>
+              <w:t>Phase 2: story_bibles table (P2-06)</w:t>
+            </w:r>
+          </w:p>
+        </w:tc>
+      </w:tr>
+      <w:tr>
+        <w:tc>
+          <w:tcPr>
+            <w:tcW w:type="dxa" w:w="4320"/>
+          </w:tcPr>
+          <w:p>
+            <w:r>
+              <w:t>backend/migrations/versions/0004_narrative_threads.py</w:t>
+            </w:r>
+          </w:p>
+        </w:tc>
+        <w:tc>
+          <w:tcPr>
+            <w:tcW w:type="dxa" w:w="4320"/>
+          </w:tcPr>
+          <w:p>
+            <w:r>
+              <w:t>Phase 2: narrative_threads table (P2-07)</w:t>
+            </w:r>
+          </w:p>
+        </w:tc>
+      </w:tr>
+      <w:tr>
+        <w:tc>
+          <w:tcPr>
+            <w:tcW w:type="dxa" w:w="4320"/>
+          </w:tcPr>
+          <w:p>
+            <w:r>
+              <w:t>backend/migrations/versions/0005_pacing_goals.py</w:t>
+            </w:r>
+          </w:p>
+        </w:tc>
+        <w:tc>
+          <w:tcPr>
+            <w:tcW w:type="dxa" w:w="4320"/>
+          </w:tcPr>
+          <w:p>
+            <w:r>
+              <w:t>Phase 2: pacing_goals table (P2-09)</w:t>
             </w:r>
           </w:p>
         </w:tc>
